--- a/docs/review/packs/chapter-3.8.docx
+++ b/docs/review/packs/chapter-3.8.docx
@@ -285,7 +285,7 @@
           </w:tcPr>
           <w:p>
             <w:r>
-              <w:t>53</w:t>
+              <w:t>68</w:t>
             </w:r>
           </w:p>
         </w:tc>
@@ -3535,7 +3535,7 @@
           </w:tcPr>
           <w:p>
             <w:r>
-              <w:t>Use stress radiography where the grade decides the treatment.</w:t>
+              <w:t>Grade one is a reduced but present step off, grade two is a flush plateau, and grade three is a plateau posterior to the condyle.</w:t>
             </w:r>
           </w:p>
         </w:tc>
@@ -3601,7 +3601,7 @@
           </w:tcPr>
           <w:p>
             <w:r>
-              <w:t>Expect an unreliable arthrometer reading posteriorly and prefer radiography.</w:t>
+              <w:t>Grade by step off and record the flexion angle and the limb support used.</w:t>
             </w:r>
           </w:p>
         </w:tc>
@@ -3657,7 +3657,7 @@
           </w:tcPr>
           <w:p>
             <w:r>
-              <w:t>frcs</w:t>
+              <w:t>mrcs</w:t>
             </w:r>
           </w:p>
         </w:tc>
@@ -3667,7 +3667,7 @@
           </w:tcPr>
           <w:p>
             <w:r>
-              <w:t>Treat the grade as the decision variable and the method of obtaining it as the weak point.</w:t>
+              <w:t>Use stress radiography where the grade decides the treatment.</w:t>
             </w:r>
           </w:p>
         </w:tc>
@@ -3703,7 +3703,7 @@
           </w:tcPr>
           <w:p>
             <w:r>
-              <w:t>3.8.3-P1</w:t>
+              <w:t>3.8.2-P4</w:t>
             </w:r>
           </w:p>
         </w:tc>
@@ -3713,7 +3713,7 @@
           </w:tcPr>
           <w:p>
             <w:r>
-              <w:t>3.8.3</w:t>
+              <w:t>3.8.2</w:t>
             </w:r>
           </w:p>
         </w:tc>
@@ -3733,7 +3733,7 @@
           </w:tcPr>
           <w:p>
             <w:r>
-              <w:t>Treat single bundle reconstruction as reproducing most of the function here.</w:t>
+              <w:t>Expect an unreliable arthrometer reading posteriorly and prefer radiography.</w:t>
             </w:r>
           </w:p>
         </w:tc>
@@ -3769,7 +3769,7 @@
           </w:tcPr>
           <w:p>
             <w:r>
-              <w:t>3.8.3-P2</w:t>
+              <w:t>3.8.2-P5</w:t>
             </w:r>
           </w:p>
         </w:tc>
@@ -3779,7 +3779,7 @@
           </w:tcPr>
           <w:p>
             <w:r>
-              <w:t>3.8.3</w:t>
+              <w:t>3.8.2</w:t>
             </w:r>
           </w:p>
         </w:tc>
@@ -3789,7 +3789,7 @@
           </w:tcPr>
           <w:p>
             <w:r>
-              <w:t>mrcs</w:t>
+              <w:t>frcs</w:t>
             </w:r>
           </w:p>
         </w:tc>
@@ -3799,7 +3799,7 @@
           </w:tcPr>
           <w:p>
             <w:r>
-              <w:t>Expect a partial rupture to spare one bundle and give angle specific findings.</w:t>
+              <w:t>Treat the grade as the decision variable and the method of obtaining it as the weak point.</w:t>
             </w:r>
           </w:p>
         </w:tc>
@@ -3835,7 +3835,7 @@
           </w:tcPr>
           <w:p>
             <w:r>
-              <w:t>3.8.3-P3</w:t>
+              <w:t>3.8.2-P6</w:t>
             </w:r>
           </w:p>
         </w:tc>
@@ -3845,7 +3845,7 @@
           </w:tcPr>
           <w:p>
             <w:r>
-              <w:t>3.8.3</w:t>
+              <w:t>3.8.2</w:t>
             </w:r>
           </w:p>
         </w:tc>
@@ -3865,7 +3865,7 @@
           </w:tcPr>
           <w:p>
             <w:r>
-              <w:t>Treat the size asymmetry as the argument that settles the single against double bundle question differently from the anterior cruciate.</w:t>
+              <w:t>Read a large side to side difference as suggesting a combined injury.</w:t>
             </w:r>
           </w:p>
         </w:tc>
@@ -3901,7 +3901,7 @@
           </w:tcPr>
           <w:p>
             <w:r>
-              <w:t>3.8.3-P4</w:t>
+              <w:t>3.8.3-P1</w:t>
             </w:r>
           </w:p>
         </w:tc>
@@ -3921,7 +3921,7 @@
           </w:tcPr>
           <w:p>
             <w:r>
-              <w:t>frcs</w:t>
+              <w:t>mrcs</w:t>
             </w:r>
           </w:p>
         </w:tc>
@@ -3931,7 +3931,7 @@
           </w:tcPr>
           <w:p>
             <w:r>
-              <w:t>Place the femoral tunnel within the anterolateral footprint in a single bundle reconstruction.</w:t>
+              <w:t>Treat single bundle reconstruction as reproducing most of the function here.</w:t>
             </w:r>
           </w:p>
         </w:tc>
@@ -3967,7 +3967,7 @@
           </w:tcPr>
           <w:p>
             <w:r>
-              <w:t>3.8.3-P5</w:t>
+              <w:t>3.8.3-P2</w:t>
             </w:r>
           </w:p>
         </w:tc>
@@ -3987,7 +3987,7 @@
           </w:tcPr>
           <w:p>
             <w:r>
-              <w:t>frcs</w:t>
+              <w:t>mrcs</w:t>
             </w:r>
           </w:p>
         </w:tc>
@@ -3997,7 +3997,7 @@
           </w:tcPr>
           <w:p>
             <w:r>
-              <w:t>Treat the cadaveric advantage of double bundle as real and the clinical advantage as unproven.</w:t>
+              <w:t>Expect a partial rupture to spare one bundle and give angle specific findings.</w:t>
             </w:r>
           </w:p>
         </w:tc>
@@ -4033,7 +4033,7 @@
           </w:tcPr>
           <w:p>
             <w:r>
-              <w:t>3.8.3-P6</w:t>
+              <w:t>3.8.3-P3</w:t>
             </w:r>
           </w:p>
         </w:tc>
@@ -4063,7 +4063,7 @@
           </w:tcPr>
           <w:p>
             <w:r>
-              <w:t>Measure the result with stress radiography rather than by hand.</w:t>
+              <w:t>Treat the size asymmetry as the argument that settles the single against double bundle question differently from the anterior cruciate.</w:t>
             </w:r>
           </w:p>
         </w:tc>
@@ -4099,7 +4099,7 @@
           </w:tcPr>
           <w:p>
             <w:r>
-              <w:t>3.8.4-P1</w:t>
+              <w:t>3.8.3-P4</w:t>
             </w:r>
           </w:p>
         </w:tc>
@@ -4109,7 +4109,7 @@
           </w:tcPr>
           <w:p>
             <w:r>
-              <w:t>3.8.4</w:t>
+              <w:t>3.8.3</w:t>
             </w:r>
           </w:p>
         </w:tc>
@@ -4119,7 +4119,7 @@
           </w:tcPr>
           <w:p>
             <w:r>
-              <w:t>mrcs</w:t>
+              <w:t>frcs</w:t>
             </w:r>
           </w:p>
         </w:tc>
@@ -4129,7 +4129,7 @@
           </w:tcPr>
           <w:p>
             <w:r>
-              <w:t>Place a single bundle graft in the anterolateral footprint, since that is the dominant restraint.</w:t>
+              <w:t>Place the femoral tunnel within the anterolateral footprint in a single bundle reconstruction.</w:t>
             </w:r>
           </w:p>
         </w:tc>
@@ -4165,7 +4165,7 @@
           </w:tcPr>
           <w:p>
             <w:r>
-              <w:t>3.8.4-P2</w:t>
+              <w:t>3.8.3-P5</w:t>
             </w:r>
           </w:p>
         </w:tc>
@@ -4175,7 +4175,7 @@
           </w:tcPr>
           <w:p>
             <w:r>
-              <w:t>3.8.4</w:t>
+              <w:t>3.8.3</w:t>
             </w:r>
           </w:p>
         </w:tc>
@@ -4195,7 +4195,7 @@
           </w:tcPr>
           <w:p>
             <w:r>
-              <w:t>Treat this bundle's footprint as the target and the tensioning angle as the decision that goes with it.</w:t>
+              <w:t>Treat the cadaveric advantage of double bundle as real and the clinical advantage as unproven.</w:t>
             </w:r>
           </w:p>
         </w:tc>
@@ -4231,7 +4231,7 @@
           </w:tcPr>
           <w:p>
             <w:r>
-              <w:t>3.8.4-P3</w:t>
+              <w:t>3.8.3-P6</w:t>
             </w:r>
           </w:p>
         </w:tc>
@@ -4241,7 +4241,7 @@
           </w:tcPr>
           <w:p>
             <w:r>
-              <w:t>3.8.4</w:t>
+              <w:t>3.8.3</w:t>
             </w:r>
           </w:p>
         </w:tc>
@@ -4261,7 +4261,7 @@
           </w:tcPr>
           <w:p>
             <w:r>
-              <w:t>Place the tunnel in the anterolateral footprint and confirm it on imaging.</w:t>
+              <w:t>Measure the result with stress radiography rather than by hand.</w:t>
             </w:r>
           </w:p>
         </w:tc>
@@ -4297,7 +4297,7 @@
           </w:tcPr>
           <w:p>
             <w:r>
-              <w:t>3.8.4-P4</w:t>
+              <w:t>3.8.4-P1</w:t>
             </w:r>
           </w:p>
         </w:tc>
@@ -4317,7 +4317,7 @@
           </w:tcPr>
           <w:p>
             <w:r>
-              <w:t>frcs</w:t>
+              <w:t>mrcs</w:t>
             </w:r>
           </w:p>
         </w:tc>
@@ -4327,7 +4327,7 @@
           </w:tcPr>
           <w:p>
             <w:r>
-              <w:t>Measure the result with stress radiography.</w:t>
+              <w:t>Place a single bundle graft in the anterolateral footprint, since that is the dominant restraint.</w:t>
             </w:r>
           </w:p>
         </w:tc>
@@ -4363,7 +4363,7 @@
           </w:tcPr>
           <w:p>
             <w:r>
-              <w:t>3.8.5-P1</w:t>
+              <w:t>3.8.4-P2</w:t>
             </w:r>
           </w:p>
         </w:tc>
@@ -4373,7 +4373,7 @@
           </w:tcPr>
           <w:p>
             <w:r>
-              <w:t>3.8.5</w:t>
+              <w:t>3.8.4</w:t>
             </w:r>
           </w:p>
         </w:tc>
@@ -4393,7 +4393,7 @@
           </w:tcPr>
           <w:p>
             <w:r>
-              <w:t>Expect this bundle's marginal contribution to be smaller than its size suggests.</w:t>
+              <w:t>Read apportionment figures with the meniscofemoral handling in mind.</w:t>
             </w:r>
           </w:p>
         </w:tc>
@@ -4429,7 +4429,7 @@
           </w:tcPr>
           <w:p>
             <w:r>
-              <w:t>3.8.5-P2</w:t>
+              <w:t>3.8.4-P3</w:t>
             </w:r>
           </w:p>
         </w:tc>
@@ -4439,7 +4439,7 @@
           </w:tcPr>
           <w:p>
             <w:r>
-              <w:t>3.8.5</w:t>
+              <w:t>3.8.4</w:t>
             </w:r>
           </w:p>
         </w:tc>
@@ -4459,7 +4459,7 @@
           </w:tcPr>
           <w:p>
             <w:r>
-              <w:t>Treat this bundle as the content of the double bundle question and treat that question as settled in the same unsatisfying way as its anterior counterpart: a cadaveric advantage without a demonstrated clinical one.</w:t>
+              <w:t>Treat this bundle's footprint as the target and the tensioning angle as the decision that goes with it.</w:t>
             </w:r>
           </w:p>
         </w:tc>
@@ -4495,7 +4495,7 @@
           </w:tcPr>
           <w:p>
             <w:r>
-              <w:t>3.8.5-P3</w:t>
+              <w:t>3.8.4-P4</w:t>
             </w:r>
           </w:p>
         </w:tc>
@@ -4505,7 +4505,7 @@
           </w:tcPr>
           <w:p>
             <w:r>
-              <w:t>3.8.5</w:t>
+              <w:t>3.8.4</w:t>
             </w:r>
           </w:p>
         </w:tc>
@@ -4525,7 +4525,7 @@
           </w:tcPr>
           <w:p>
             <w:r>
-              <w:t>Consider double bundle in a combined injury where the corner and capsule are deficient.</w:t>
+              <w:t>Place the tunnel in the anterolateral footprint and confirm it on imaging.</w:t>
             </w:r>
           </w:p>
         </w:tc>
@@ -4561,7 +4561,7 @@
           </w:tcPr>
           <w:p>
             <w:r>
-              <w:t>3.8.5-P4</w:t>
+              <w:t>3.8.4-P5</w:t>
             </w:r>
           </w:p>
         </w:tc>
@@ -4571,7 +4571,7 @@
           </w:tcPr>
           <w:p>
             <w:r>
-              <w:t>3.8.5</w:t>
+              <w:t>3.8.4</w:t>
             </w:r>
           </w:p>
         </w:tc>
@@ -4591,7 +4591,7 @@
           </w:tcPr>
           <w:p>
             <w:r>
-              <w:t>Treat it as selected rather than default, on the current evidence.</w:t>
+              <w:t>Measure the result with stress radiography.</w:t>
             </w:r>
           </w:p>
         </w:tc>
@@ -4627,7 +4627,7 @@
           </w:tcPr>
           <w:p>
             <w:r>
-              <w:t>3.8.6-P1</w:t>
+              <w:t>3.8.5-P1</w:t>
             </w:r>
           </w:p>
         </w:tc>
@@ -4637,7 +4637,7 @@
           </w:tcPr>
           <w:p>
             <w:r>
-              <w:t>3.8.6</w:t>
+              <w:t>3.8.5</w:t>
             </w:r>
           </w:p>
         </w:tc>
@@ -4657,7 +4657,7 @@
           </w:tcPr>
           <w:p>
             <w:r>
-              <w:t>Prefer stress radiography to arthrometry for posterior laxity.</w:t>
+              <w:t>Expect this bundle's marginal contribution to be smaller than its size suggests.</w:t>
             </w:r>
           </w:p>
         </w:tc>
@@ -4693,7 +4693,7 @@
           </w:tcPr>
           <w:p>
             <w:r>
-              <w:t>3.8.6-P2</w:t>
+              <w:t>3.8.5-P2</w:t>
             </w:r>
           </w:p>
         </w:tc>
@@ -4703,7 +4703,7 @@
           </w:tcPr>
           <w:p>
             <w:r>
-              <w:t>3.8.6</w:t>
+              <w:t>3.8.5</w:t>
             </w:r>
           </w:p>
         </w:tc>
@@ -4723,7 +4723,7 @@
           </w:tcPr>
           <w:p>
             <w:r>
-              <w:t>Use the quadriceps active test when the sag is uncertain.</w:t>
+              <w:t>Read the double bundle gain as real, measurable and small in an otherwise intact knee.</w:t>
             </w:r>
           </w:p>
         </w:tc>
@@ -4759,7 +4759,7 @@
           </w:tcPr>
           <w:p>
             <w:r>
-              <w:t>3.8.6-P3</w:t>
+              <w:t>3.8.5-P3</w:t>
             </w:r>
           </w:p>
         </w:tc>
@@ -4769,7 +4769,7 @@
           </w:tcPr>
           <w:p>
             <w:r>
-              <w:t>3.8.6</w:t>
+              <w:t>3.8.5</w:t>
             </w:r>
           </w:p>
         </w:tc>
@@ -4789,7 +4789,7 @@
           </w:tcPr>
           <w:p>
             <w:r>
-              <w:t>Treat the starting position as the thing to control, in examination and in surgery.</w:t>
+              <w:t>Treat this bundle as the content of the double bundle question and treat that question as settled in the same unsatisfying way as its anterior counterpart: a cadaveric advantage without a demonstrated clinical one.</w:t>
             </w:r>
           </w:p>
         </w:tc>
@@ -4825,7 +4825,7 @@
           </w:tcPr>
           <w:p>
             <w:r>
-              <w:t>3.8.6-P4</w:t>
+              <w:t>3.8.5-P4</w:t>
             </w:r>
           </w:p>
         </w:tc>
@@ -4835,7 +4835,7 @@
           </w:tcPr>
           <w:p>
             <w:r>
-              <w:t>3.8.6</w:t>
+              <w:t>3.8.5</w:t>
             </w:r>
           </w:p>
         </w:tc>
@@ -4855,7 +4855,7 @@
           </w:tcPr>
           <w:p>
             <w:r>
-              <w:t>Check the step off after fixation and before closure.</w:t>
+              <w:t>Consider double bundle in a combined injury where the corner and capsule are deficient.</w:t>
             </w:r>
           </w:p>
         </w:tc>
@@ -4891,7 +4891,7 @@
           </w:tcPr>
           <w:p>
             <w:r>
-              <w:t>3.8.6-P5</w:t>
+              <w:t>3.8.5-P5</w:t>
             </w:r>
           </w:p>
         </w:tc>
@@ -4901,7 +4901,7 @@
           </w:tcPr>
           <w:p>
             <w:r>
-              <w:t>3.8.6</w:t>
+              <w:t>3.8.5</w:t>
             </w:r>
           </w:p>
         </w:tc>
@@ -4921,7 +4921,7 @@
           </w:tcPr>
           <w:p>
             <w:r>
-              <w:t>Measure the result with stress radiography rather than by hand.</w:t>
+              <w:t>Treat it as selected rather than default, on the current evidence.</w:t>
             </w:r>
           </w:p>
         </w:tc>
@@ -4957,7 +4957,7 @@
           </w:tcPr>
           <w:p>
             <w:r>
-              <w:t>3.8.6-P6</w:t>
+              <w:t>3.8.5-P6</w:t>
             </w:r>
           </w:p>
         </w:tc>
@@ -4967,7 +4967,7 @@
           </w:tcPr>
           <w:p>
             <w:r>
-              <w:t>3.8.6</w:t>
+              <w:t>3.8.5</w:t>
             </w:r>
           </w:p>
         </w:tc>
@@ -4987,7 +4987,7 @@
           </w:tcPr>
           <w:p>
             <w:r>
-              <w:t>Expect some residual laxity and attribute it before revising.</w:t>
+              <w:t>State that the subgroup with the strongest mechanical case has no trial evidence.</w:t>
             </w:r>
           </w:p>
         </w:tc>
@@ -5023,7 +5023,7 @@
           </w:tcPr>
           <w:p>
             <w:r>
-              <w:t>3.8.7-P1</w:t>
+              <w:t>3.8.6-P1</w:t>
             </w:r>
           </w:p>
         </w:tc>
@@ -5033,7 +5033,7 @@
           </w:tcPr>
           <w:p>
             <w:r>
-              <w:t>3.8.7</w:t>
+              <w:t>3.8.6</w:t>
             </w:r>
           </w:p>
         </w:tc>
@@ -5053,7 +5053,7 @@
           </w:tcPr>
           <w:p>
             <w:r>
-              <w:t>Expect the strategy to work near extension and less in deeper flexion.</w:t>
+              <w:t>Prefer stress radiography to arthrometry for posterior laxity.</w:t>
             </w:r>
           </w:p>
         </w:tc>
@@ -5089,7 +5089,7 @@
           </w:tcPr>
           <w:p>
             <w:r>
-              <w:t>3.8.7-P2</w:t>
+              <w:t>3.8.6-P2</w:t>
             </w:r>
           </w:p>
         </w:tc>
@@ -5099,7 +5099,7 @@
           </w:tcPr>
           <w:p>
             <w:r>
-              <w:t>3.8.7</w:t>
+              <w:t>3.8.6</w:t>
             </w:r>
           </w:p>
         </w:tc>
@@ -5109,7 +5109,7 @@
           </w:tcPr>
           <w:p>
             <w:r>
-              <w:t>frcs</w:t>
+              <w:t>mrcs</w:t>
             </w:r>
           </w:p>
         </w:tc>
@@ -5119,7 +5119,7 @@
           </w:tcPr>
           <w:p>
             <w:r>
-              <w:t>Treat the adaptation as the reason non operative management succeeds here more often than anteriorly, and as the reason the natural history is still unfavourable in the long term.</w:t>
+              <w:t>Use the quadriceps active test when the sag is uncertain.</w:t>
             </w:r>
           </w:p>
         </w:tc>
@@ -5155,7 +5155,7 @@
           </w:tcPr>
           <w:p>
             <w:r>
-              <w:t>3.8.7-P3</w:t>
+              <w:t>3.8.6-P3</w:t>
             </w:r>
           </w:p>
         </w:tc>
@@ -5165,7 +5165,7 @@
           </w:tcPr>
           <w:p>
             <w:r>
-              <w:t>3.8.7</w:t>
+              <w:t>3.8.6</w:t>
             </w:r>
           </w:p>
         </w:tc>
@@ -5185,7 +5185,7 @@
           </w:tcPr>
           <w:p>
             <w:r>
-              <w:t>Address alignment in a varus limb with posterolateral laxity.</w:t>
+              <w:t>Treat the starting position as the thing to control, in examination and in surgery.</w:t>
             </w:r>
           </w:p>
         </w:tc>
@@ -5221,7 +5221,7 @@
           </w:tcPr>
           <w:p>
             <w:r>
-              <w:t>3.8.8-P1</w:t>
+              <w:t>3.8.6-P4</w:t>
             </w:r>
           </w:p>
         </w:tc>
@@ -5231,7 +5231,7 @@
           </w:tcPr>
           <w:p>
             <w:r>
-              <w:t>3.8.8</w:t>
+              <w:t>3.8.6</w:t>
             </w:r>
           </w:p>
         </w:tc>
@@ -5241,7 +5241,7 @@
           </w:tcPr>
           <w:p>
             <w:r>
-              <w:t>medical_student</w:t>
+              <w:t>frcs</w:t>
             </w:r>
           </w:p>
         </w:tc>
@@ -5251,7 +5251,7 @@
           </w:tcPr>
           <w:p>
             <w:r>
-              <w:t>- The tibia must be pulled out of its sag before fixation.</w:t>
+              <w:t>Check the step off after fixation and before closure.</w:t>
             </w:r>
           </w:p>
         </w:tc>
@@ -5287,7 +5287,7 @@
           </w:tcPr>
           <w:p>
             <w:r>
-              <w:t>3.8.8-P2</w:t>
+              <w:t>3.8.6-P5</w:t>
             </w:r>
           </w:p>
         </w:tc>
@@ -5297,7 +5297,7 @@
           </w:tcPr>
           <w:p>
             <w:r>
-              <w:t>3.8.8</w:t>
+              <w:t>3.8.6</w:t>
             </w:r>
           </w:p>
         </w:tc>
@@ -5307,7 +5307,7 @@
           </w:tcPr>
           <w:p>
             <w:r>
-              <w:t>mrcs</w:t>
+              <w:t>frcs</w:t>
             </w:r>
           </w:p>
         </w:tc>
@@ -5317,7 +5317,7 @@
           </w:tcPr>
           <w:p>
             <w:r>
-              <w:t>Expect the tibial side to be the weaker end and choose fixation accordingly.</w:t>
+              <w:t>Measure the result with stress radiography rather than by hand.</w:t>
             </w:r>
           </w:p>
         </w:tc>
@@ -5353,7 +5353,7 @@
           </w:tcPr>
           <w:p>
             <w:r>
-              <w:t>3.8.8-P3</w:t>
+              <w:t>3.8.6-P6</w:t>
             </w:r>
           </w:p>
         </w:tc>
@@ -5363,7 +5363,7 @@
           </w:tcPr>
           <w:p>
             <w:r>
-              <w:t>3.8.8</w:t>
+              <w:t>3.8.6</w:t>
             </w:r>
           </w:p>
         </w:tc>
@@ -5383,7 +5383,7 @@
           </w:tcPr>
           <w:p>
             <w:r>
-              <w:t>Treat the reconstruction as a construct in an environment, as anteriorly, and note that the environment here is dominated by the posterolateral corner and by alignment.</w:t>
+              <w:t>Expect some residual laxity and attribute it before revising.</w:t>
             </w:r>
           </w:p>
         </w:tc>
@@ -5419,7 +5419,7 @@
           </w:tcPr>
           <w:p>
             <w:r>
-              <w:t>3.8.8-P4</w:t>
+              <w:t>3.8.7-P1</w:t>
             </w:r>
           </w:p>
         </w:tc>
@@ -5429,7 +5429,7 @@
           </w:tcPr>
           <w:p>
             <w:r>
-              <w:t>3.8.8</w:t>
+              <w:t>3.8.7</w:t>
             </w:r>
           </w:p>
         </w:tc>
@@ -5439,7 +5439,7 @@
           </w:tcPr>
           <w:p>
             <w:r>
-              <w:t>frcs</w:t>
+              <w:t>mrcs</w:t>
             </w:r>
           </w:p>
         </w:tc>
@@ -5449,7 +5449,7 @@
           </w:tcPr>
           <w:p>
             <w:r>
-              <w:t>Assess and reconstruct the posterolateral corner in the same sitting where it is injured.</w:t>
+              <w:t>Grade of laxity and whether the corner is involved.</w:t>
             </w:r>
           </w:p>
         </w:tc>
@@ -5485,7 +5485,7 @@
           </w:tcPr>
           <w:p>
             <w:r>
-              <w:t>3.8.8-P5</w:t>
+              <w:t>3.8.7-P2</w:t>
             </w:r>
           </w:p>
         </w:tc>
@@ -5495,7 +5495,7 @@
           </w:tcPr>
           <w:p>
             <w:r>
-              <w:t>3.8.8</w:t>
+              <w:t>3.8.7</w:t>
             </w:r>
           </w:p>
         </w:tc>
@@ -5505,7 +5505,7 @@
           </w:tcPr>
           <w:p>
             <w:r>
-              <w:t>frcs</w:t>
+              <w:t>mrcs</w:t>
             </w:r>
           </w:p>
         </w:tc>
@@ -5515,7 +5515,7 @@
           </w:tcPr>
           <w:p>
             <w:r>
-              <w:t>Measure the result with stress radiography rather than by hand.</w:t>
+              <w:t>Expect the strategy to work near extension and less in deeper flexion.</w:t>
             </w:r>
           </w:p>
         </w:tc>
@@ -5551,7 +5551,7 @@
           </w:tcPr>
           <w:p>
             <w:r>
-              <w:t>3.8.8-P6</w:t>
+              <w:t>3.8.7-P3</w:t>
             </w:r>
           </w:p>
         </w:tc>
@@ -5561,7 +5561,7 @@
           </w:tcPr>
           <w:p>
             <w:r>
-              <w:t>3.8.8</w:t>
+              <w:t>3.8.7</w:t>
             </w:r>
           </w:p>
         </w:tc>
@@ -5571,7 +5571,7 @@
           </w:tcPr>
           <w:p>
             <w:r>
-              <w:t>fellowship</w:t>
+              <w:t>frcs</w:t>
             </w:r>
           </w:p>
         </w:tc>
@@ -5581,7 +5581,7 @@
           </w:tcPr>
           <w:p>
             <w:r>
-              <w:t>Plan tunnel trajectories in advance to avoid convergence in a multiligament knee.</w:t>
+              <w:t>Treat the adaptation as the reason non operative management succeeds here more often than anteriorly, and as the reason the natural history is still unfavourable in the long term.</w:t>
             </w:r>
           </w:p>
         </w:tc>
@@ -5617,7 +5617,7 @@
           </w:tcPr>
           <w:p>
             <w:r>
-              <w:t>3.8.8-P7</w:t>
+              <w:t>3.8.7-P4</w:t>
             </w:r>
           </w:p>
         </w:tc>
@@ -5627,7 +5627,7 @@
           </w:tcPr>
           <w:p>
             <w:r>
-              <w:t>3.8.8</w:t>
+              <w:t>3.8.7</w:t>
             </w:r>
           </w:p>
         </w:tc>
@@ -5637,7 +5637,7 @@
           </w:tcPr>
           <w:p>
             <w:r>
-              <w:t>fellowship</w:t>
+              <w:t>frcs</w:t>
             </w:r>
           </w:p>
         </w:tc>
@@ -5647,7 +5647,7 @@
           </w:tcPr>
           <w:p>
             <w:r>
-              <w:t>Consider inlay fixation where a tibial tunnel would converge with another.</w:t>
+              <w:t>Grade and corner involvement, which decide whether non operative management is viable.</w:t>
             </w:r>
           </w:p>
         </w:tc>
@@ -5683,7 +5683,7 @@
           </w:tcPr>
           <w:p>
             <w:r>
-              <w:t>3.8.9-P1</w:t>
+              <w:t>3.8.7-P5</w:t>
             </w:r>
           </w:p>
         </w:tc>
@@ -5693,7 +5693,7 @@
           </w:tcPr>
           <w:p>
             <w:r>
-              <w:t>3.8.9</w:t>
+              <w:t>3.8.7</w:t>
             </w:r>
           </w:p>
         </w:tc>
@@ -5703,7 +5703,7 @@
           </w:tcPr>
           <w:p>
             <w:r>
-              <w:t>mrcs</w:t>
+              <w:t>frcs</w:t>
             </w:r>
           </w:p>
         </w:tc>
@@ -5713,7 +5713,7 @@
           </w:tcPr>
           <w:p>
             <w:r>
-              <w:t>Expect the cadaveric difference to be largest near extension.</w:t>
+              <w:t>Address alignment in a varus limb with posterolateral laxity.</w:t>
             </w:r>
           </w:p>
         </w:tc>
@@ -5749,7 +5749,7 @@
           </w:tcPr>
           <w:p>
             <w:r>
-              <w:t>3.8.9-P2</w:t>
+              <w:t>3.8.7-P6</w:t>
             </w:r>
           </w:p>
         </w:tc>
@@ -5759,7 +5759,7 @@
           </w:tcPr>
           <w:p>
             <w:r>
-              <w:t>3.8.9</w:t>
+              <w:t>3.8.7</w:t>
             </w:r>
           </w:p>
         </w:tc>
@@ -5779,7 +5779,7 @@
           </w:tcPr>
           <w:p>
             <w:r>
-              <w:t>Treat this as a decision about marginal mechanical gain against definite added complexity, in an operation whose results are already less reliable than its anterior counterpart.</w:t>
+              <w:t>State that no measurement predicts which knee will degenerate.</w:t>
             </w:r>
           </w:p>
         </w:tc>
@@ -5815,7 +5815,7 @@
           </w:tcPr>
           <w:p>
             <w:r>
-              <w:t>3.8.9-P3</w:t>
+              <w:t>3.8.8-P1</w:t>
             </w:r>
           </w:p>
         </w:tc>
@@ -5825,7 +5825,7 @@
           </w:tcPr>
           <w:p>
             <w:r>
-              <w:t>3.8.9</w:t>
+              <w:t>3.8.8</w:t>
             </w:r>
           </w:p>
         </w:tc>
@@ -5835,7 +5835,7 @@
           </w:tcPr>
           <w:p>
             <w:r>
-              <w:t>frcs</w:t>
+              <w:t>medical_student</w:t>
             </w:r>
           </w:p>
         </w:tc>
@@ -5845,7 +5845,7 @@
           </w:tcPr>
           <w:p>
             <w:r>
-              <w:t>Prefer two bundles where the capsule and corner are deficient and graft allows.</w:t>
+              <w:t>- The tibia must be pulled out of its sag before fixation.</w:t>
             </w:r>
           </w:p>
         </w:tc>
@@ -5881,7 +5881,7 @@
           </w:tcPr>
           <w:p>
             <w:r>
-              <w:t>3.8.9-P4</w:t>
+              <w:t>3.8.8-P2</w:t>
             </w:r>
           </w:p>
         </w:tc>
@@ -5891,7 +5891,7 @@
           </w:tcPr>
           <w:p>
             <w:r>
-              <w:t>3.8.9</w:t>
+              <w:t>3.8.8</w:t>
             </w:r>
           </w:p>
         </w:tc>
@@ -5901,7 +5901,7 @@
           </w:tcPr>
           <w:p>
             <w:r>
-              <w:t>fellowship</w:t>
+              <w:t>mrcs</w:t>
             </w:r>
           </w:p>
         </w:tc>
@@ -5911,7 +5911,7 @@
           </w:tcPr>
           <w:p>
             <w:r>
-              <w:t>Recognise the constraint as a resource one rather than a mechanical one.</w:t>
+              <w:t>Expect the tibial side to be the weaker end and choose fixation accordingly.</w:t>
             </w:r>
           </w:p>
         </w:tc>
@@ -5947,7 +5947,7 @@
           </w:tcPr>
           <w:p>
             <w:r>
-              <w:t>3.8.9-P5</w:t>
+              <w:t>3.8.8-P3</w:t>
             </w:r>
           </w:p>
         </w:tc>
@@ -5957,7 +5957,7 @@
           </w:tcPr>
           <w:p>
             <w:r>
-              <w:t>3.8.9</w:t>
+              <w:t>3.8.8</w:t>
             </w:r>
           </w:p>
         </w:tc>
@@ -5967,7 +5967,7 @@
           </w:tcPr>
           <w:p>
             <w:r>
-              <w:t>fellowship</w:t>
+              <w:t>frcs</w:t>
             </w:r>
           </w:p>
         </w:tc>
@@ -5977,7 +5977,7 @@
           </w:tcPr>
           <w:p>
             <w:r>
-              <w:t>Plan tunnel trajectories and bone bridge before committing to two bundles.</w:t>
+              <w:t>Treat the reconstruction as a construct in an environment, as anteriorly, and note that the environment here is dominated by the posterolateral corner and by alignment.</w:t>
             </w:r>
           </w:p>
         </w:tc>
@@ -6013,7 +6013,7 @@
           </w:tcPr>
           <w:p>
             <w:r>
-              <w:t>3.8.9-P6</w:t>
+              <w:t>3.8.8-P4</w:t>
             </w:r>
           </w:p>
         </w:tc>
@@ -6023,7 +6023,7 @@
           </w:tcPr>
           <w:p>
             <w:r>
-              <w:t>3.8.9</w:t>
+              <w:t>3.8.8</w:t>
             </w:r>
           </w:p>
         </w:tc>
@@ -6033,7 +6033,7 @@
           </w:tcPr>
           <w:p>
             <w:r>
-              <w:t>fellowship</w:t>
+              <w:t>frcs</w:t>
             </w:r>
           </w:p>
         </w:tc>
@@ -6043,7 +6043,7 @@
           </w:tcPr>
           <w:p>
             <w:r>
-              <w:t>Consider staging where graft and time are both short.</w:t>
+              <w:t>Assess and reconstruct the posterolateral corner in the same sitting where it is injured.</w:t>
             </w:r>
           </w:p>
         </w:tc>
@@ -6079,7 +6079,7 @@
           </w:tcPr>
           <w:p>
             <w:r>
-              <w:t>3.8.10-P1</w:t>
+              <w:t>3.8.8-P5</w:t>
             </w:r>
           </w:p>
         </w:tc>
@@ -6089,7 +6089,7 @@
           </w:tcPr>
           <w:p>
             <w:r>
-              <w:t>3.8.10</w:t>
+              <w:t>3.8.8</w:t>
             </w:r>
           </w:p>
         </w:tc>
@@ -6099,7 +6099,7 @@
           </w:tcPr>
           <w:p>
             <w:r>
-              <w:t>mrcs</w:t>
+              <w:t>frcs</w:t>
             </w:r>
           </w:p>
         </w:tc>
@@ -6109,7 +6109,7 @@
           </w:tcPr>
           <w:p>
             <w:r>
-              <w:t>Expect less attenuation mechanically and similar outcomes clinically.</w:t>
+              <w:t>Correct varus alignment where it would load the reconstruction.</w:t>
             </w:r>
           </w:p>
         </w:tc>
@@ -6145,7 +6145,7 @@
           </w:tcPr>
           <w:p>
             <w:r>
-              <w:t>3.8.10-P2</w:t>
+              <w:t>3.8.8-P6</w:t>
             </w:r>
           </w:p>
         </w:tc>
@@ -6155,7 +6155,7 @@
           </w:tcPr>
           <w:p>
             <w:r>
-              <w:t>3.8.10</w:t>
+              <w:t>3.8.8</w:t>
             </w:r>
           </w:p>
         </w:tc>
@@ -6175,7 +6175,7 @@
           </w:tcPr>
           <w:p>
             <w:r>
-              <w:t>Treat the choice as a construct advantage traded against an operative cost, and note that the trade has shifted as arthroscopic techniques have developed.</w:t>
+              <w:t>Measure the result with stress radiography rather than by hand.</w:t>
             </w:r>
           </w:p>
         </w:tc>
@@ -6211,7 +6211,7 @@
           </w:tcPr>
           <w:p>
             <w:r>
-              <w:t>3.8.10-P3</w:t>
+              <w:t>3.8.8-P7</w:t>
             </w:r>
           </w:p>
         </w:tc>
@@ -6221,7 +6221,7 @@
           </w:tcPr>
           <w:p>
             <w:r>
-              <w:t>3.8.10</w:t>
+              <w:t>3.8.8</w:t>
             </w:r>
           </w:p>
         </w:tc>
@@ -6231,7 +6231,7 @@
           </w:tcPr>
           <w:p>
             <w:r>
-              <w:t>frcs</w:t>
+              <w:t>fellowship</w:t>
             </w:r>
           </w:p>
         </w:tc>
@@ -6241,7 +6241,7 @@
           </w:tcPr>
           <w:p>
             <w:r>
-              <w:t>Consider inlay in revision where a previous tibial tunnel is wide or malpositioned.</w:t>
+              <w:t>Plan tunnel trajectories in advance to avoid convergence in a multiligament knee.</w:t>
             </w:r>
           </w:p>
         </w:tc>
@@ -6277,7 +6277,7 @@
           </w:tcPr>
           <w:p>
             <w:r>
-              <w:t>3.8.10-P4</w:t>
+              <w:t>3.8.8-P8</w:t>
             </w:r>
           </w:p>
         </w:tc>
@@ -6287,7 +6287,7 @@
           </w:tcPr>
           <w:p>
             <w:r>
-              <w:t>3.8.10</w:t>
+              <w:t>3.8.8</w:t>
             </w:r>
           </w:p>
         </w:tc>
@@ -6297,7 +6297,7 @@
           </w:tcPr>
           <w:p>
             <w:r>
-              <w:t>frcs</w:t>
+              <w:t>fellowship</w:t>
             </w:r>
           </w:p>
         </w:tc>
@@ -6307,7 +6307,7 @@
           </w:tcPr>
           <w:p>
             <w:r>
-              <w:t>Consider it in a multiligament knee to avoid tunnel convergence.</w:t>
+              <w:t>Consider inlay fixation where a tibial tunnel would converge with another.</w:t>
             </w:r>
           </w:p>
         </w:tc>
@@ -6343,7 +6343,7 @@
           </w:tcPr>
           <w:p>
             <w:r>
-              <w:t>3.8.10-P5</w:t>
+              <w:t>3.8.8-P9</w:t>
             </w:r>
           </w:p>
         </w:tc>
@@ -6353,7 +6353,7 @@
           </w:tcPr>
           <w:p>
             <w:r>
-              <w:t>3.8.10</w:t>
+              <w:t>3.8.8</w:t>
             </w:r>
           </w:p>
         </w:tc>
@@ -6363,7 +6363,7 @@
           </w:tcPr>
           <w:p>
             <w:r>
-              <w:t>frcs</w:t>
+              <w:t>fellowship</w:t>
             </w:r>
           </w:p>
         </w:tc>
@@ -6373,7 +6373,7 @@
           </w:tcPr>
           <w:p>
             <w:r>
-              <w:t>Plan the approach and position from the imaging rather than from habit.</w:t>
+              <w:t>State that the optimal sequence for a given combination is not established.</w:t>
             </w:r>
           </w:p>
         </w:tc>
@@ -6409,7 +6409,7 @@
           </w:tcPr>
           <w:p>
             <w:r>
-              <w:t>3.8.10-P6</w:t>
+              <w:t>3.8.9-P1</w:t>
             </w:r>
           </w:p>
         </w:tc>
@@ -6419,7 +6419,7 @@
           </w:tcPr>
           <w:p>
             <w:r>
-              <w:t>3.8.10</w:t>
+              <w:t>3.8.9</w:t>
             </w:r>
           </w:p>
         </w:tc>
@@ -6429,7 +6429,7 @@
           </w:tcPr>
           <w:p>
             <w:r>
-              <w:t>fellowship</w:t>
+              <w:t>mrcs</w:t>
             </w:r>
           </w:p>
         </w:tc>
@@ -6439,7 +6439,7 @@
           </w:tcPr>
           <w:p>
             <w:r>
-              <w:t>Plan the technique from preoperative imaging of the tibia.</w:t>
+              <w:t>Expect the cadaveric difference to be largest near extension.</w:t>
             </w:r>
           </w:p>
         </w:tc>
@@ -6475,6 +6475,864 @@
           </w:tcPr>
           <w:p>
             <w:r>
+              <w:t>3.8.9-P2</w:t>
+            </w:r>
+          </w:p>
+        </w:tc>
+        <w:tc>
+          <w:tcPr>
+            <w:tcW w:type="dxa" w:w="706"/>
+          </w:tcPr>
+          <w:p>
+            <w:r>
+              <w:t>3.8.9</w:t>
+            </w:r>
+          </w:p>
+        </w:tc>
+        <w:tc>
+          <w:tcPr>
+            <w:tcW w:type="dxa" w:w="988"/>
+          </w:tcPr>
+          <w:p>
+            <w:r>
+              <w:t>frcs</w:t>
+            </w:r>
+          </w:p>
+        </w:tc>
+        <w:tc>
+          <w:tcPr>
+            <w:tcW w:type="dxa" w:w="5927"/>
+          </w:tcPr>
+          <w:p>
+            <w:r>
+              <w:t>Treat this as a decision about marginal mechanical gain against definite added complexity, in an operation whose results are already less reliable than its anterior counterpart.</w:t>
+            </w:r>
+          </w:p>
+        </w:tc>
+        <w:tc>
+          <w:tcPr>
+            <w:tcW w:type="dxa" w:w="1411"/>
+          </w:tcPr>
+          <w:p>
+            <w:r/>
+          </w:p>
+        </w:tc>
+        <w:tc>
+          <w:tcPr>
+            <w:tcW w:type="dxa" w:w="1835"/>
+          </w:tcPr>
+          <w:p>
+            <w:r/>
+          </w:p>
+        </w:tc>
+        <w:tc>
+          <w:tcPr>
+            <w:tcW w:type="dxa" w:w="2258"/>
+          </w:tcPr>
+          <w:p>
+            <w:r/>
+          </w:p>
+        </w:tc>
+      </w:tr>
+      <w:tr>
+        <w:tc>
+          <w:tcPr>
+            <w:tcW w:type="dxa" w:w="988"/>
+          </w:tcPr>
+          <w:p>
+            <w:r>
+              <w:t>3.8.9-P3</w:t>
+            </w:r>
+          </w:p>
+        </w:tc>
+        <w:tc>
+          <w:tcPr>
+            <w:tcW w:type="dxa" w:w="706"/>
+          </w:tcPr>
+          <w:p>
+            <w:r>
+              <w:t>3.8.9</w:t>
+            </w:r>
+          </w:p>
+        </w:tc>
+        <w:tc>
+          <w:tcPr>
+            <w:tcW w:type="dxa" w:w="988"/>
+          </w:tcPr>
+          <w:p>
+            <w:r>
+              <w:t>frcs</w:t>
+            </w:r>
+          </w:p>
+        </w:tc>
+        <w:tc>
+          <w:tcPr>
+            <w:tcW w:type="dxa" w:w="5927"/>
+          </w:tcPr>
+          <w:p>
+            <w:r>
+              <w:t>Decide selectively rather than adopting either technique as a default.</w:t>
+            </w:r>
+          </w:p>
+        </w:tc>
+        <w:tc>
+          <w:tcPr>
+            <w:tcW w:type="dxa" w:w="1411"/>
+          </w:tcPr>
+          <w:p>
+            <w:r/>
+          </w:p>
+        </w:tc>
+        <w:tc>
+          <w:tcPr>
+            <w:tcW w:type="dxa" w:w="1835"/>
+          </w:tcPr>
+          <w:p>
+            <w:r/>
+          </w:p>
+        </w:tc>
+        <w:tc>
+          <w:tcPr>
+            <w:tcW w:type="dxa" w:w="2258"/>
+          </w:tcPr>
+          <w:p>
+            <w:r/>
+          </w:p>
+        </w:tc>
+      </w:tr>
+      <w:tr>
+        <w:tc>
+          <w:tcPr>
+            <w:tcW w:type="dxa" w:w="988"/>
+          </w:tcPr>
+          <w:p>
+            <w:r>
+              <w:t>3.8.9-P4</w:t>
+            </w:r>
+          </w:p>
+        </w:tc>
+        <w:tc>
+          <w:tcPr>
+            <w:tcW w:type="dxa" w:w="706"/>
+          </w:tcPr>
+          <w:p>
+            <w:r>
+              <w:t>3.8.9</w:t>
+            </w:r>
+          </w:p>
+        </w:tc>
+        <w:tc>
+          <w:tcPr>
+            <w:tcW w:type="dxa" w:w="988"/>
+          </w:tcPr>
+          <w:p>
+            <w:r>
+              <w:t>frcs</w:t>
+            </w:r>
+          </w:p>
+        </w:tc>
+        <w:tc>
+          <w:tcPr>
+            <w:tcW w:type="dxa" w:w="5927"/>
+          </w:tcPr>
+          <w:p>
+            <w:r>
+              <w:t>Prefer two bundles where the capsule and corner are deficient and graft allows.</w:t>
+            </w:r>
+          </w:p>
+        </w:tc>
+        <w:tc>
+          <w:tcPr>
+            <w:tcW w:type="dxa" w:w="1411"/>
+          </w:tcPr>
+          <w:p>
+            <w:r/>
+          </w:p>
+        </w:tc>
+        <w:tc>
+          <w:tcPr>
+            <w:tcW w:type="dxa" w:w="1835"/>
+          </w:tcPr>
+          <w:p>
+            <w:r/>
+          </w:p>
+        </w:tc>
+        <w:tc>
+          <w:tcPr>
+            <w:tcW w:type="dxa" w:w="2258"/>
+          </w:tcPr>
+          <w:p>
+            <w:r/>
+          </w:p>
+        </w:tc>
+      </w:tr>
+      <w:tr>
+        <w:tc>
+          <w:tcPr>
+            <w:tcW w:type="dxa" w:w="988"/>
+          </w:tcPr>
+          <w:p>
+            <w:r>
+              <w:t>3.8.9-P5</w:t>
+            </w:r>
+          </w:p>
+        </w:tc>
+        <w:tc>
+          <w:tcPr>
+            <w:tcW w:type="dxa" w:w="706"/>
+          </w:tcPr>
+          <w:p>
+            <w:r>
+              <w:t>3.8.9</w:t>
+            </w:r>
+          </w:p>
+        </w:tc>
+        <w:tc>
+          <w:tcPr>
+            <w:tcW w:type="dxa" w:w="988"/>
+          </w:tcPr>
+          <w:p>
+            <w:r>
+              <w:t>fellowship</w:t>
+            </w:r>
+          </w:p>
+        </w:tc>
+        <w:tc>
+          <w:tcPr>
+            <w:tcW w:type="dxa" w:w="5927"/>
+          </w:tcPr>
+          <w:p>
+            <w:r>
+              <w:t>Recognise the constraint as a resource one rather than a mechanical one.</w:t>
+            </w:r>
+          </w:p>
+        </w:tc>
+        <w:tc>
+          <w:tcPr>
+            <w:tcW w:type="dxa" w:w="1411"/>
+          </w:tcPr>
+          <w:p>
+            <w:r/>
+          </w:p>
+        </w:tc>
+        <w:tc>
+          <w:tcPr>
+            <w:tcW w:type="dxa" w:w="1835"/>
+          </w:tcPr>
+          <w:p>
+            <w:r/>
+          </w:p>
+        </w:tc>
+        <w:tc>
+          <w:tcPr>
+            <w:tcW w:type="dxa" w:w="2258"/>
+          </w:tcPr>
+          <w:p>
+            <w:r/>
+          </w:p>
+        </w:tc>
+      </w:tr>
+      <w:tr>
+        <w:tc>
+          <w:tcPr>
+            <w:tcW w:type="dxa" w:w="988"/>
+          </w:tcPr>
+          <w:p>
+            <w:r>
+              <w:t>3.8.9-P6</w:t>
+            </w:r>
+          </w:p>
+        </w:tc>
+        <w:tc>
+          <w:tcPr>
+            <w:tcW w:type="dxa" w:w="706"/>
+          </w:tcPr>
+          <w:p>
+            <w:r>
+              <w:t>3.8.9</w:t>
+            </w:r>
+          </w:p>
+        </w:tc>
+        <w:tc>
+          <w:tcPr>
+            <w:tcW w:type="dxa" w:w="988"/>
+          </w:tcPr>
+          <w:p>
+            <w:r>
+              <w:t>fellowship</w:t>
+            </w:r>
+          </w:p>
+        </w:tc>
+        <w:tc>
+          <w:tcPr>
+            <w:tcW w:type="dxa" w:w="5927"/>
+          </w:tcPr>
+          <w:p>
+            <w:r>
+              <w:t>Plan tunnel trajectories and bone bridge before committing to two bundles.</w:t>
+            </w:r>
+          </w:p>
+        </w:tc>
+        <w:tc>
+          <w:tcPr>
+            <w:tcW w:type="dxa" w:w="1411"/>
+          </w:tcPr>
+          <w:p>
+            <w:r/>
+          </w:p>
+        </w:tc>
+        <w:tc>
+          <w:tcPr>
+            <w:tcW w:type="dxa" w:w="1835"/>
+          </w:tcPr>
+          <w:p>
+            <w:r/>
+          </w:p>
+        </w:tc>
+        <w:tc>
+          <w:tcPr>
+            <w:tcW w:type="dxa" w:w="2258"/>
+          </w:tcPr>
+          <w:p>
+            <w:r/>
+          </w:p>
+        </w:tc>
+      </w:tr>
+      <w:tr>
+        <w:tc>
+          <w:tcPr>
+            <w:tcW w:type="dxa" w:w="988"/>
+          </w:tcPr>
+          <w:p>
+            <w:r>
+              <w:t>3.8.9-P7</w:t>
+            </w:r>
+          </w:p>
+        </w:tc>
+        <w:tc>
+          <w:tcPr>
+            <w:tcW w:type="dxa" w:w="706"/>
+          </w:tcPr>
+          <w:p>
+            <w:r>
+              <w:t>3.8.9</w:t>
+            </w:r>
+          </w:p>
+        </w:tc>
+        <w:tc>
+          <w:tcPr>
+            <w:tcW w:type="dxa" w:w="988"/>
+          </w:tcPr>
+          <w:p>
+            <w:r>
+              <w:t>fellowship</w:t>
+            </w:r>
+          </w:p>
+        </w:tc>
+        <w:tc>
+          <w:tcPr>
+            <w:tcW w:type="dxa" w:w="5927"/>
+          </w:tcPr>
+          <w:p>
+            <w:r>
+              <w:t>Consider staging where graft and time are both short.</w:t>
+            </w:r>
+          </w:p>
+        </w:tc>
+        <w:tc>
+          <w:tcPr>
+            <w:tcW w:type="dxa" w:w="1411"/>
+          </w:tcPr>
+          <w:p>
+            <w:r/>
+          </w:p>
+        </w:tc>
+        <w:tc>
+          <w:tcPr>
+            <w:tcW w:type="dxa" w:w="1835"/>
+          </w:tcPr>
+          <w:p>
+            <w:r/>
+          </w:p>
+        </w:tc>
+        <w:tc>
+          <w:tcPr>
+            <w:tcW w:type="dxa" w:w="2258"/>
+          </w:tcPr>
+          <w:p>
+            <w:r/>
+          </w:p>
+        </w:tc>
+      </w:tr>
+      <w:tr>
+        <w:tc>
+          <w:tcPr>
+            <w:tcW w:type="dxa" w:w="988"/>
+          </w:tcPr>
+          <w:p>
+            <w:r>
+              <w:t>3.8.9-P8</w:t>
+            </w:r>
+          </w:p>
+        </w:tc>
+        <w:tc>
+          <w:tcPr>
+            <w:tcW w:type="dxa" w:w="706"/>
+          </w:tcPr>
+          <w:p>
+            <w:r>
+              <w:t>3.8.9</w:t>
+            </w:r>
+          </w:p>
+        </w:tc>
+        <w:tc>
+          <w:tcPr>
+            <w:tcW w:type="dxa" w:w="988"/>
+          </w:tcPr>
+          <w:p>
+            <w:r>
+              <w:t>fellowship</w:t>
+            </w:r>
+          </w:p>
+        </w:tc>
+        <w:tc>
+          <w:tcPr>
+            <w:tcW w:type="dxa" w:w="5927"/>
+          </w:tcPr>
+          <w:p>
+            <w:r>
+              <w:t>Accept that the trade off point is not established.</w:t>
+            </w:r>
+          </w:p>
+        </w:tc>
+        <w:tc>
+          <w:tcPr>
+            <w:tcW w:type="dxa" w:w="1411"/>
+          </w:tcPr>
+          <w:p>
+            <w:r/>
+          </w:p>
+        </w:tc>
+        <w:tc>
+          <w:tcPr>
+            <w:tcW w:type="dxa" w:w="1835"/>
+          </w:tcPr>
+          <w:p>
+            <w:r/>
+          </w:p>
+        </w:tc>
+        <w:tc>
+          <w:tcPr>
+            <w:tcW w:type="dxa" w:w="2258"/>
+          </w:tcPr>
+          <w:p>
+            <w:r/>
+          </w:p>
+        </w:tc>
+      </w:tr>
+      <w:tr>
+        <w:tc>
+          <w:tcPr>
+            <w:tcW w:type="dxa" w:w="988"/>
+          </w:tcPr>
+          <w:p>
+            <w:r>
+              <w:t>3.8.10-P1</w:t>
+            </w:r>
+          </w:p>
+        </w:tc>
+        <w:tc>
+          <w:tcPr>
+            <w:tcW w:type="dxa" w:w="706"/>
+          </w:tcPr>
+          <w:p>
+            <w:r>
+              <w:t>3.8.10</w:t>
+            </w:r>
+          </w:p>
+        </w:tc>
+        <w:tc>
+          <w:tcPr>
+            <w:tcW w:type="dxa" w:w="988"/>
+          </w:tcPr>
+          <w:p>
+            <w:r>
+              <w:t>mrcs</w:t>
+            </w:r>
+          </w:p>
+        </w:tc>
+        <w:tc>
+          <w:tcPr>
+            <w:tcW w:type="dxa" w:w="5927"/>
+          </w:tcPr>
+          <w:p>
+            <w:r>
+              <w:t>Expect less attenuation mechanically and similar outcomes clinically.</w:t>
+            </w:r>
+          </w:p>
+        </w:tc>
+        <w:tc>
+          <w:tcPr>
+            <w:tcW w:type="dxa" w:w="1411"/>
+          </w:tcPr>
+          <w:p>
+            <w:r/>
+          </w:p>
+        </w:tc>
+        <w:tc>
+          <w:tcPr>
+            <w:tcW w:type="dxa" w:w="1835"/>
+          </w:tcPr>
+          <w:p>
+            <w:r/>
+          </w:p>
+        </w:tc>
+        <w:tc>
+          <w:tcPr>
+            <w:tcW w:type="dxa" w:w="2258"/>
+          </w:tcPr>
+          <w:p>
+            <w:r/>
+          </w:p>
+        </w:tc>
+      </w:tr>
+      <w:tr>
+        <w:tc>
+          <w:tcPr>
+            <w:tcW w:type="dxa" w:w="988"/>
+          </w:tcPr>
+          <w:p>
+            <w:r>
+              <w:t>3.8.10-P2</w:t>
+            </w:r>
+          </w:p>
+        </w:tc>
+        <w:tc>
+          <w:tcPr>
+            <w:tcW w:type="dxa" w:w="706"/>
+          </w:tcPr>
+          <w:p>
+            <w:r>
+              <w:t>3.8.10</w:t>
+            </w:r>
+          </w:p>
+        </w:tc>
+        <w:tc>
+          <w:tcPr>
+            <w:tcW w:type="dxa" w:w="988"/>
+          </w:tcPr>
+          <w:p>
+            <w:r>
+              <w:t>frcs</w:t>
+            </w:r>
+          </w:p>
+        </w:tc>
+        <w:tc>
+          <w:tcPr>
+            <w:tcW w:type="dxa" w:w="5927"/>
+          </w:tcPr>
+          <w:p>
+            <w:r>
+              <w:t>Treat the choice as a construct advantage traded against an operative cost, and note that the trade has shifted as arthroscopic techniques have developed.</w:t>
+            </w:r>
+          </w:p>
+        </w:tc>
+        <w:tc>
+          <w:tcPr>
+            <w:tcW w:type="dxa" w:w="1411"/>
+          </w:tcPr>
+          <w:p>
+            <w:r/>
+          </w:p>
+        </w:tc>
+        <w:tc>
+          <w:tcPr>
+            <w:tcW w:type="dxa" w:w="1835"/>
+          </w:tcPr>
+          <w:p>
+            <w:r/>
+          </w:p>
+        </w:tc>
+        <w:tc>
+          <w:tcPr>
+            <w:tcW w:type="dxa" w:w="2258"/>
+          </w:tcPr>
+          <w:p>
+            <w:r/>
+          </w:p>
+        </w:tc>
+      </w:tr>
+      <w:tr>
+        <w:tc>
+          <w:tcPr>
+            <w:tcW w:type="dxa" w:w="988"/>
+          </w:tcPr>
+          <w:p>
+            <w:r>
+              <w:t>3.8.10-P3</w:t>
+            </w:r>
+          </w:p>
+        </w:tc>
+        <w:tc>
+          <w:tcPr>
+            <w:tcW w:type="dxa" w:w="706"/>
+          </w:tcPr>
+          <w:p>
+            <w:r>
+              <w:t>3.8.10</w:t>
+            </w:r>
+          </w:p>
+        </w:tc>
+        <w:tc>
+          <w:tcPr>
+            <w:tcW w:type="dxa" w:w="988"/>
+          </w:tcPr>
+          <w:p>
+            <w:r>
+              <w:t>frcs</w:t>
+            </w:r>
+          </w:p>
+        </w:tc>
+        <w:tc>
+          <w:tcPr>
+            <w:tcW w:type="dxa" w:w="5927"/>
+          </w:tcPr>
+          <w:p>
+            <w:r>
+              <w:t>Consider inlay in revision where a previous tibial tunnel is wide or malpositioned.</w:t>
+            </w:r>
+          </w:p>
+        </w:tc>
+        <w:tc>
+          <w:tcPr>
+            <w:tcW w:type="dxa" w:w="1411"/>
+          </w:tcPr>
+          <w:p>
+            <w:r/>
+          </w:p>
+        </w:tc>
+        <w:tc>
+          <w:tcPr>
+            <w:tcW w:type="dxa" w:w="1835"/>
+          </w:tcPr>
+          <w:p>
+            <w:r/>
+          </w:p>
+        </w:tc>
+        <w:tc>
+          <w:tcPr>
+            <w:tcW w:type="dxa" w:w="2258"/>
+          </w:tcPr>
+          <w:p>
+            <w:r/>
+          </w:p>
+        </w:tc>
+      </w:tr>
+      <w:tr>
+        <w:tc>
+          <w:tcPr>
+            <w:tcW w:type="dxa" w:w="988"/>
+          </w:tcPr>
+          <w:p>
+            <w:r>
+              <w:t>3.8.10-P4</w:t>
+            </w:r>
+          </w:p>
+        </w:tc>
+        <w:tc>
+          <w:tcPr>
+            <w:tcW w:type="dxa" w:w="706"/>
+          </w:tcPr>
+          <w:p>
+            <w:r>
+              <w:t>3.8.10</w:t>
+            </w:r>
+          </w:p>
+        </w:tc>
+        <w:tc>
+          <w:tcPr>
+            <w:tcW w:type="dxa" w:w="988"/>
+          </w:tcPr>
+          <w:p>
+            <w:r>
+              <w:t>frcs</w:t>
+            </w:r>
+          </w:p>
+        </w:tc>
+        <w:tc>
+          <w:tcPr>
+            <w:tcW w:type="dxa" w:w="5927"/>
+          </w:tcPr>
+          <w:p>
+            <w:r>
+              <w:t>Consider it in a multiligament knee to avoid tunnel convergence.</w:t>
+            </w:r>
+          </w:p>
+        </w:tc>
+        <w:tc>
+          <w:tcPr>
+            <w:tcW w:type="dxa" w:w="1411"/>
+          </w:tcPr>
+          <w:p>
+            <w:r/>
+          </w:p>
+        </w:tc>
+        <w:tc>
+          <w:tcPr>
+            <w:tcW w:type="dxa" w:w="1835"/>
+          </w:tcPr>
+          <w:p>
+            <w:r/>
+          </w:p>
+        </w:tc>
+        <w:tc>
+          <w:tcPr>
+            <w:tcW w:type="dxa" w:w="2258"/>
+          </w:tcPr>
+          <w:p>
+            <w:r/>
+          </w:p>
+        </w:tc>
+      </w:tr>
+      <w:tr>
+        <w:tc>
+          <w:tcPr>
+            <w:tcW w:type="dxa" w:w="988"/>
+          </w:tcPr>
+          <w:p>
+            <w:r>
+              <w:t>3.8.10-P5</w:t>
+            </w:r>
+          </w:p>
+        </w:tc>
+        <w:tc>
+          <w:tcPr>
+            <w:tcW w:type="dxa" w:w="706"/>
+          </w:tcPr>
+          <w:p>
+            <w:r>
+              <w:t>3.8.10</w:t>
+            </w:r>
+          </w:p>
+        </w:tc>
+        <w:tc>
+          <w:tcPr>
+            <w:tcW w:type="dxa" w:w="988"/>
+          </w:tcPr>
+          <w:p>
+            <w:r>
+              <w:t>frcs</w:t>
+            </w:r>
+          </w:p>
+        </w:tc>
+        <w:tc>
+          <w:tcPr>
+            <w:tcW w:type="dxa" w:w="5927"/>
+          </w:tcPr>
+          <w:p>
+            <w:r>
+              <w:t>Plan the approach and position from the imaging rather than from habit.</w:t>
+            </w:r>
+          </w:p>
+        </w:tc>
+        <w:tc>
+          <w:tcPr>
+            <w:tcW w:type="dxa" w:w="1411"/>
+          </w:tcPr>
+          <w:p>
+            <w:r/>
+          </w:p>
+        </w:tc>
+        <w:tc>
+          <w:tcPr>
+            <w:tcW w:type="dxa" w:w="1835"/>
+          </w:tcPr>
+          <w:p>
+            <w:r/>
+          </w:p>
+        </w:tc>
+        <w:tc>
+          <w:tcPr>
+            <w:tcW w:type="dxa" w:w="2258"/>
+          </w:tcPr>
+          <w:p>
+            <w:r/>
+          </w:p>
+        </w:tc>
+      </w:tr>
+      <w:tr>
+        <w:tc>
+          <w:tcPr>
+            <w:tcW w:type="dxa" w:w="988"/>
+          </w:tcPr>
+          <w:p>
+            <w:r>
+              <w:t>3.8.10-P6</w:t>
+            </w:r>
+          </w:p>
+        </w:tc>
+        <w:tc>
+          <w:tcPr>
+            <w:tcW w:type="dxa" w:w="706"/>
+          </w:tcPr>
+          <w:p>
+            <w:r>
+              <w:t>3.8.10</w:t>
+            </w:r>
+          </w:p>
+        </w:tc>
+        <w:tc>
+          <w:tcPr>
+            <w:tcW w:type="dxa" w:w="988"/>
+          </w:tcPr>
+          <w:p>
+            <w:r>
+              <w:t>fellowship</w:t>
+            </w:r>
+          </w:p>
+        </w:tc>
+        <w:tc>
+          <w:tcPr>
+            <w:tcW w:type="dxa" w:w="5927"/>
+          </w:tcPr>
+          <w:p>
+            <w:r>
+              <w:t>Plan the technique from preoperative imaging of the tibia.</w:t>
+            </w:r>
+          </w:p>
+        </w:tc>
+        <w:tc>
+          <w:tcPr>
+            <w:tcW w:type="dxa" w:w="1411"/>
+          </w:tcPr>
+          <w:p>
+            <w:r/>
+          </w:p>
+        </w:tc>
+        <w:tc>
+          <w:tcPr>
+            <w:tcW w:type="dxa" w:w="1835"/>
+          </w:tcPr>
+          <w:p>
+            <w:r/>
+          </w:p>
+        </w:tc>
+        <w:tc>
+          <w:tcPr>
+            <w:tcW w:type="dxa" w:w="2258"/>
+          </w:tcPr>
+          <w:p>
+            <w:r/>
+          </w:p>
+        </w:tc>
+      </w:tr>
+      <w:tr>
+        <w:tc>
+          <w:tcPr>
+            <w:tcW w:type="dxa" w:w="988"/>
+          </w:tcPr>
+          <w:p>
+            <w:r>
               <w:t>3.8.10-P7</w:t>
             </w:r>
           </w:p>
@@ -6505,7 +7363,139 @@
           </w:tcPr>
           <w:p>
             <w:r>
+              <w:t>Set up the position and approach for the technique chosen rather than deciding in theatre.</w:t>
+            </w:r>
+          </w:p>
+        </w:tc>
+        <w:tc>
+          <w:tcPr>
+            <w:tcW w:type="dxa" w:w="1411"/>
+          </w:tcPr>
+          <w:p>
+            <w:r/>
+          </w:p>
+        </w:tc>
+        <w:tc>
+          <w:tcPr>
+            <w:tcW w:type="dxa" w:w="1835"/>
+          </w:tcPr>
+          <w:p>
+            <w:r/>
+          </w:p>
+        </w:tc>
+        <w:tc>
+          <w:tcPr>
+            <w:tcW w:type="dxa" w:w="2258"/>
+          </w:tcPr>
+          <w:p>
+            <w:r/>
+          </w:p>
+        </w:tc>
+      </w:tr>
+      <w:tr>
+        <w:tc>
+          <w:tcPr>
+            <w:tcW w:type="dxa" w:w="988"/>
+          </w:tcPr>
+          <w:p>
+            <w:r>
+              <w:t>3.8.10-P8</w:t>
+            </w:r>
+          </w:p>
+        </w:tc>
+        <w:tc>
+          <w:tcPr>
+            <w:tcW w:type="dxa" w:w="706"/>
+          </w:tcPr>
+          <w:p>
+            <w:r>
+              <w:t>3.8.10</w:t>
+            </w:r>
+          </w:p>
+        </w:tc>
+        <w:tc>
+          <w:tcPr>
+            <w:tcW w:type="dxa" w:w="988"/>
+          </w:tcPr>
+          <w:p>
+            <w:r>
+              <w:t>fellowship</w:t>
+            </w:r>
+          </w:p>
+        </w:tc>
+        <w:tc>
+          <w:tcPr>
+            <w:tcW w:type="dxa" w:w="5927"/>
+          </w:tcPr>
+          <w:p>
+            <w:r>
               <w:t>Use the inlay where the tibia is compromised and a tunnel is unattractive.</w:t>
+            </w:r>
+          </w:p>
+        </w:tc>
+        <w:tc>
+          <w:tcPr>
+            <w:tcW w:type="dxa" w:w="1411"/>
+          </w:tcPr>
+          <w:p>
+            <w:r/>
+          </w:p>
+        </w:tc>
+        <w:tc>
+          <w:tcPr>
+            <w:tcW w:type="dxa" w:w="1835"/>
+          </w:tcPr>
+          <w:p>
+            <w:r/>
+          </w:p>
+        </w:tc>
+        <w:tc>
+          <w:tcPr>
+            <w:tcW w:type="dxa" w:w="2258"/>
+          </w:tcPr>
+          <w:p>
+            <w:r/>
+          </w:p>
+        </w:tc>
+      </w:tr>
+      <w:tr>
+        <w:tc>
+          <w:tcPr>
+            <w:tcW w:type="dxa" w:w="988"/>
+          </w:tcPr>
+          <w:p>
+            <w:r>
+              <w:t>3.8.10-P9</w:t>
+            </w:r>
+          </w:p>
+        </w:tc>
+        <w:tc>
+          <w:tcPr>
+            <w:tcW w:type="dxa" w:w="706"/>
+          </w:tcPr>
+          <w:p>
+            <w:r>
+              <w:t>3.8.10</w:t>
+            </w:r>
+          </w:p>
+        </w:tc>
+        <w:tc>
+          <w:tcPr>
+            <w:tcW w:type="dxa" w:w="988"/>
+          </w:tcPr>
+          <w:p>
+            <w:r>
+              <w:t>fellowship</w:t>
+            </w:r>
+          </w:p>
+        </w:tc>
+        <w:tc>
+          <w:tcPr>
+            <w:tcW w:type="dxa" w:w="5927"/>
+          </w:tcPr>
+          <w:p>
+            <w:r>
+              <w:t>Accept that the choice rests on judgement about the particular tibia.</w:t>
             </w:r>
           </w:p>
         </w:tc>

--- a/docs/review/packs/chapter-3.8.docx
+++ b/docs/review/packs/chapter-3.8.docx
@@ -285,7 +285,7 @@
           </w:tcPr>
           <w:p>
             <w:r>
-              <w:t>68</w:t>
+              <w:t>71</w:t>
             </w:r>
           </w:p>
         </w:tc>
@@ -5053,7 +5053,7 @@
           </w:tcPr>
           <w:p>
             <w:r>
-              <w:t>Prefer stress radiography to arthrometry for posterior laxity.</w:t>
+              <w:t>Record the step off and the flexion angle, not a drawer figure alone.</w:t>
             </w:r>
           </w:p>
         </w:tc>
@@ -5119,7 +5119,7 @@
           </w:tcPr>
           <w:p>
             <w:r>
-              <w:t>Use the quadriceps active test when the sag is uncertain.</w:t>
+              <w:t>Prefer stress radiography to arthrometry for posterior laxity.</w:t>
             </w:r>
           </w:p>
         </w:tc>
@@ -5175,7 +5175,7 @@
           </w:tcPr>
           <w:p>
             <w:r>
-              <w:t>frcs</w:t>
+              <w:t>mrcs</w:t>
             </w:r>
           </w:p>
         </w:tc>
@@ -5185,7 +5185,7 @@
           </w:tcPr>
           <w:p>
             <w:r>
-              <w:t>Treat the starting position as the thing to control, in examination and in surgery.</w:t>
+              <w:t>Use the quadriceps active test when the sag is uncertain.</w:t>
             </w:r>
           </w:p>
         </w:tc>
@@ -5251,7 +5251,7 @@
           </w:tcPr>
           <w:p>
             <w:r>
-              <w:t>Check the step off after fixation and before closure.</w:t>
+              <w:t>Treat the starting position as the thing to control, in examination and in surgery.</w:t>
             </w:r>
           </w:p>
         </w:tc>
@@ -5317,7 +5317,7 @@
           </w:tcPr>
           <w:p>
             <w:r>
-              <w:t>Measure the result with stress radiography rather than by hand.</w:t>
+              <w:t>Check the step off after fixation and before closure.</w:t>
             </w:r>
           </w:p>
         </w:tc>
@@ -5383,7 +5383,7 @@
           </w:tcPr>
           <w:p>
             <w:r>
-              <w:t>Expect some residual laxity and attribute it before revising.</w:t>
+              <w:t>Measure the result with stress radiography rather than by hand.</w:t>
             </w:r>
           </w:p>
         </w:tc>
@@ -5419,7 +5419,7 @@
           </w:tcPr>
           <w:p>
             <w:r>
-              <w:t>3.8.7-P1</w:t>
+              <w:t>3.8.6-P7</w:t>
             </w:r>
           </w:p>
         </w:tc>
@@ -5429,7 +5429,7 @@
           </w:tcPr>
           <w:p>
             <w:r>
-              <w:t>3.8.7</w:t>
+              <w:t>3.8.6</w:t>
             </w:r>
           </w:p>
         </w:tc>
@@ -5439,7 +5439,7 @@
           </w:tcPr>
           <w:p>
             <w:r>
-              <w:t>mrcs</w:t>
+              <w:t>frcs</w:t>
             </w:r>
           </w:p>
         </w:tc>
@@ -5449,7 +5449,7 @@
           </w:tcPr>
           <w:p>
             <w:r>
-              <w:t>Grade of laxity and whether the corner is involved.</w:t>
+              <w:t>Expect some residual laxity and attribute it before revising.</w:t>
             </w:r>
           </w:p>
         </w:tc>
@@ -5485,7 +5485,7 @@
           </w:tcPr>
           <w:p>
             <w:r>
-              <w:t>3.8.7-P2</w:t>
+              <w:t>3.8.7-P1</w:t>
             </w:r>
           </w:p>
         </w:tc>
@@ -5515,7 +5515,7 @@
           </w:tcPr>
           <w:p>
             <w:r>
-              <w:t>Expect the strategy to work near extension and less in deeper flexion.</w:t>
+              <w:t>Grade of laxity and whether the corner is involved.</w:t>
             </w:r>
           </w:p>
         </w:tc>
@@ -5551,7 +5551,7 @@
           </w:tcPr>
           <w:p>
             <w:r>
-              <w:t>3.8.7-P3</w:t>
+              <w:t>3.8.7-P2</w:t>
             </w:r>
           </w:p>
         </w:tc>
@@ -5571,7 +5571,7 @@
           </w:tcPr>
           <w:p>
             <w:r>
-              <w:t>frcs</w:t>
+              <w:t>mrcs</w:t>
             </w:r>
           </w:p>
         </w:tc>
@@ -5581,7 +5581,7 @@
           </w:tcPr>
           <w:p>
             <w:r>
-              <w:t>Treat the adaptation as the reason non operative management succeeds here more often than anteriorly, and as the reason the natural history is still unfavourable in the long term.</w:t>
+              <w:t>Expect the strategy to work near extension and less in deeper flexion.</w:t>
             </w:r>
           </w:p>
         </w:tc>
@@ -5617,7 +5617,7 @@
           </w:tcPr>
           <w:p>
             <w:r>
-              <w:t>3.8.7-P4</w:t>
+              <w:t>3.8.7-P3</w:t>
             </w:r>
           </w:p>
         </w:tc>
@@ -5637,7 +5637,7 @@
           </w:tcPr>
           <w:p>
             <w:r>
-              <w:t>frcs</w:t>
+              <w:t>mrcs</w:t>
             </w:r>
           </w:p>
         </w:tc>
@@ -5647,7 +5647,7 @@
           </w:tcPr>
           <w:p>
             <w:r>
-              <w:t>Grade and corner involvement, which decide whether non operative management is viable.</w:t>
+              <w:t>Ask about descending tasks specifically, since they demand most.</w:t>
             </w:r>
           </w:p>
         </w:tc>
@@ -5683,7 +5683,7 @@
           </w:tcPr>
           <w:p>
             <w:r>
-              <w:t>3.8.7-P5</w:t>
+              <w:t>3.8.7-P4</w:t>
             </w:r>
           </w:p>
         </w:tc>
@@ -5713,7 +5713,7 @@
           </w:tcPr>
           <w:p>
             <w:r>
-              <w:t>Address alignment in a varus limb with posterolateral laxity.</w:t>
+              <w:t>Treat the adaptation as the reason non operative management succeeds here more often than anteriorly, and as the reason the natural history is still unfavourable in the long term.</w:t>
             </w:r>
           </w:p>
         </w:tc>
@@ -5749,7 +5749,205 @@
           </w:tcPr>
           <w:p>
             <w:r>
+              <w:t>3.8.7-P5</w:t>
+            </w:r>
+          </w:p>
+        </w:tc>
+        <w:tc>
+          <w:tcPr>
+            <w:tcW w:type="dxa" w:w="706"/>
+          </w:tcPr>
+          <w:p>
+            <w:r>
+              <w:t>3.8.7</w:t>
+            </w:r>
+          </w:p>
+        </w:tc>
+        <w:tc>
+          <w:tcPr>
+            <w:tcW w:type="dxa" w:w="988"/>
+          </w:tcPr>
+          <w:p>
+            <w:r>
+              <w:t>frcs</w:t>
+            </w:r>
+          </w:p>
+        </w:tc>
+        <w:tc>
+          <w:tcPr>
+            <w:tcW w:type="dxa" w:w="5927"/>
+          </w:tcPr>
+          <w:p>
+            <w:r>
+              <w:t>Grade and corner involvement, which decide whether non operative management is viable.</w:t>
+            </w:r>
+          </w:p>
+        </w:tc>
+        <w:tc>
+          <w:tcPr>
+            <w:tcW w:type="dxa" w:w="1411"/>
+          </w:tcPr>
+          <w:p>
+            <w:r/>
+          </w:p>
+        </w:tc>
+        <w:tc>
+          <w:tcPr>
+            <w:tcW w:type="dxa" w:w="1835"/>
+          </w:tcPr>
+          <w:p>
+            <w:r/>
+          </w:p>
+        </w:tc>
+        <w:tc>
+          <w:tcPr>
+            <w:tcW w:type="dxa" w:w="2258"/>
+          </w:tcPr>
+          <w:p>
+            <w:r/>
+          </w:p>
+        </w:tc>
+      </w:tr>
+      <w:tr>
+        <w:tc>
+          <w:tcPr>
+            <w:tcW w:type="dxa" w:w="988"/>
+          </w:tcPr>
+          <w:p>
+            <w:r>
               <w:t>3.8.7-P6</w:t>
+            </w:r>
+          </w:p>
+        </w:tc>
+        <w:tc>
+          <w:tcPr>
+            <w:tcW w:type="dxa" w:w="706"/>
+          </w:tcPr>
+          <w:p>
+            <w:r>
+              <w:t>3.8.7</w:t>
+            </w:r>
+          </w:p>
+        </w:tc>
+        <w:tc>
+          <w:tcPr>
+            <w:tcW w:type="dxa" w:w="988"/>
+          </w:tcPr>
+          <w:p>
+            <w:r>
+              <w:t>frcs</w:t>
+            </w:r>
+          </w:p>
+        </w:tc>
+        <w:tc>
+          <w:tcPr>
+            <w:tcW w:type="dxa" w:w="5927"/>
+          </w:tcPr>
+          <w:p>
+            <w:r>
+              <w:t>Address alignment in a varus limb with posterolateral laxity.</w:t>
+            </w:r>
+          </w:p>
+        </w:tc>
+        <w:tc>
+          <w:tcPr>
+            <w:tcW w:type="dxa" w:w="1411"/>
+          </w:tcPr>
+          <w:p>
+            <w:r/>
+          </w:p>
+        </w:tc>
+        <w:tc>
+          <w:tcPr>
+            <w:tcW w:type="dxa" w:w="1835"/>
+          </w:tcPr>
+          <w:p>
+            <w:r/>
+          </w:p>
+        </w:tc>
+        <w:tc>
+          <w:tcPr>
+            <w:tcW w:type="dxa" w:w="2258"/>
+          </w:tcPr>
+          <w:p>
+            <w:r/>
+          </w:p>
+        </w:tc>
+      </w:tr>
+      <w:tr>
+        <w:tc>
+          <w:tcPr>
+            <w:tcW w:type="dxa" w:w="988"/>
+          </w:tcPr>
+          <w:p>
+            <w:r>
+              <w:t>3.8.7-P7</w:t>
+            </w:r>
+          </w:p>
+        </w:tc>
+        <w:tc>
+          <w:tcPr>
+            <w:tcW w:type="dxa" w:w="706"/>
+          </w:tcPr>
+          <w:p>
+            <w:r>
+              <w:t>3.8.7</w:t>
+            </w:r>
+          </w:p>
+        </w:tc>
+        <w:tc>
+          <w:tcPr>
+            <w:tcW w:type="dxa" w:w="988"/>
+          </w:tcPr>
+          <w:p>
+            <w:r>
+              <w:t>frcs</w:t>
+            </w:r>
+          </w:p>
+        </w:tc>
+        <w:tc>
+          <w:tcPr>
+            <w:tcW w:type="dxa" w:w="5927"/>
+          </w:tcPr>
+          <w:p>
+            <w:r>
+              <w:t>Counsel that reconstruction improves laxity without a clear effect on the natural history.</w:t>
+            </w:r>
+          </w:p>
+        </w:tc>
+        <w:tc>
+          <w:tcPr>
+            <w:tcW w:type="dxa" w:w="1411"/>
+          </w:tcPr>
+          <w:p>
+            <w:r/>
+          </w:p>
+        </w:tc>
+        <w:tc>
+          <w:tcPr>
+            <w:tcW w:type="dxa" w:w="1835"/>
+          </w:tcPr>
+          <w:p>
+            <w:r/>
+          </w:p>
+        </w:tc>
+        <w:tc>
+          <w:tcPr>
+            <w:tcW w:type="dxa" w:w="2258"/>
+          </w:tcPr>
+          <w:p>
+            <w:r/>
+          </w:p>
+        </w:tc>
+      </w:tr>
+      <w:tr>
+        <w:tc>
+          <w:tcPr>
+            <w:tcW w:type="dxa" w:w="988"/>
+          </w:tcPr>
+          <w:p>
+            <w:r>
+              <w:t>3.8.7-P8</w:t>
             </w:r>
           </w:p>
         </w:tc>
